--- a/entregaveis/Manual_IRIS_Production_Guardian.docx
+++ b/entregaveis/Manual_IRIS_Production_Guardian.docx
@@ -550,7 +550,7 @@
                   </pic:nvPicPr>
                   <pic:blipFill>
                     <a:blip r:embed="rId13"/>
-                    <a:srcRect l="0" t="26200" r="82400" b="52000"/>
+                    <a:srcRect l="0" t="14641" r="82400" b="60145"/>
                     <a:stretch>
                       <a:fillRect/>
                     </a:stretch>
@@ -3279,7 +3279,7 @@
                   </pic:nvPicPr>
                   <pic:blipFill>
                     <a:blip r:embed="rId14"/>
-                    <a:srcRect l="28500" t="17000" r="8000" b="51000"/>
+                    <a:srcRect l="28500" t="4000" r="8000" b="58988"/>
                     <a:stretch>
                       <a:fillRect/>
                     </a:stretch>
@@ -3926,7 +3926,7 @@
                   </pic:nvPicPr>
                   <pic:blipFill>
                     <a:blip r:embed="rId15"/>
-                    <a:srcRect l="28500" t="39700" r="12000" b="10000"/>
+                    <a:srcRect l="28500" t="30255" r="12000" b="11566"/>
                     <a:stretch>
                       <a:fillRect/>
                     </a:stretch>
@@ -4530,7 +4530,7 @@
                   </pic:nvPicPr>
                   <pic:blipFill>
                     <a:blip r:embed="rId16"/>
-                    <a:srcRect l="30000" t="14500" r="12500" b="67000"/>
+                    <a:srcRect l="30000" t="1108" r="12500" b="77494"/>
                     <a:stretch>
                       <a:fillRect/>
                     </a:stretch>
@@ -5418,7 +5418,7 @@
                   </pic:nvPicPr>
                   <pic:blipFill>
                     <a:blip r:embed="rId17"/>
-                    <a:srcRect l="31500" t="17000" r="15000" b="39500"/>
+                    <a:srcRect l="31500" t="4000" r="15000" b="45687"/>
                     <a:stretch>
                       <a:fillRect/>
                     </a:stretch>
@@ -6093,7 +6093,7 @@
                   </pic:nvPicPr>
                   <pic:blipFill>
                     <a:blip r:embed="rId18"/>
-                    <a:srcRect l="32800" t="61800" r="15500" b="8000"/>
+                    <a:srcRect l="32800" t="55817" r="15500" b="9253"/>
                     <a:stretch>
                       <a:fillRect/>
                     </a:stretch>
@@ -6710,7 +6710,7 @@
                   </pic:nvPicPr>
                   <pic:blipFill>
                     <a:blip r:embed="rId19"/>
-                    <a:srcRect l="32000" t="17000" r="15000" b="29000"/>
+                    <a:srcRect l="32000" t="4000" r="15000" b="33542"/>
                     <a:stretch>
                       <a:fillRect/>
                     </a:stretch>

--- a/entregaveis/Manual_IRIS_Production_Guardian.docx
+++ b/entregaveis/Manual_IRIS_Production_Guardian.docx
@@ -912,7 +912,7 @@
                 <w:color w:val="000000"/>
                 <w:sz w:val="20"/>
               </w:rPr>
-              <w:t>RAG Assistant (novo modelo)</w:t>
+              <w:t>RAG Assistant (Groq)</w:t>
             </w:r>
           </w:p>
         </w:tc>
@@ -945,7 +945,7 @@
                 <w:color w:val="000000"/>
                 <w:sz w:val="20"/>
               </w:rPr>
-              <w:t>Segunda interface de consulta. Nesta edição, usa o mesmo Gemini; não é um provedor alternativo ativo.</w:t>
+              <w:t>Segunda interface de consulta (bônus multimodelo): a geração da resposta usa o Groq (modelo openai/gpt-oss-120b); a busca nos documentos indexados continua no mesmo mecanismo do Gemini.</w:t>
             </w:r>
           </w:p>
         </w:tc>
@@ -6685,7 +6685,7 @@
         <w:spacing w:before="120" w:after="160"/>
       </w:pPr>
       <w:r>
-        <w:t>10 A opção novo modelo</w:t>
+        <w:t>10 O RAG Assistant (Groq)</w:t>
       </w:r>
     </w:p>
     <w:p>
@@ -6696,8 +6696,8 @@
       <w:r>
         <w:drawing>
           <wp:inline xmlns:a="http://schemas.openxmlformats.org/drawingml/2006/main" xmlns:pic="http://schemas.openxmlformats.org/drawingml/2006/picture">
-            <wp:extent cx="5943600" cy="3539429"/>
-            <wp:docPr id="8" name="Picture 8" descr="Figura 8. Segunda opção de RAG disponível no menu."/>
+            <wp:extent cx="5943600" cy="3003463"/>
+            <wp:docPr id="8" name="Picture 8" descr="Figura 8. Segunda opção de RAG disponível no menu, agora rotulada RAG Assistant (Groq)."/>
             <wp:cNvGraphicFramePr>
               <a:graphicFrameLocks noChangeAspect="1"/>
             </wp:cNvGraphicFramePr>
@@ -6710,7 +6710,6 @@
                   </pic:nvPicPr>
                   <pic:blipFill>
                     <a:blip r:embed="rId19"/>
-                    <a:srcRect l="32000" t="4000" r="15000" b="33542"/>
                     <a:stretch>
                       <a:fillRect/>
                     </a:stretch>
@@ -6718,7 +6717,7 @@
                   <pic:spPr>
                     <a:xfrm>
                       <a:off x="0" y="0"/>
-                      <a:ext cx="5943600" cy="3539429"/>
+                      <a:ext cx="5943600" cy="3003463"/>
                     </a:xfrm>
                     <a:prstGeom prst="rect"/>
                   </pic:spPr>
@@ -6741,7 +6740,7 @@
           <w:color w:val="606060"/>
           <w:sz w:val="18"/>
         </w:rPr>
-        <w:t>Figura 8. Segunda opção de RAG disponível no menu.</w:t>
+        <w:t>Figura 8. Segunda opção de RAG disponível no menu, agora rotulada RAG Assistant (Groq).</w:t>
       </w:r>
     </w:p>
     <w:p>
@@ -6754,7 +6753,7 @@
           <w:b w:val="0"/>
           <w:sz w:val="22"/>
         </w:rPr>
-        <w:t>Nesta edição, RAG Assistant (novo modelo) é uma segunda página que utiliza a mesma consulta e o mesmo provedor Gemini da opção principal. O rodapé informa que o segundo provedor ainda não foi escolhido.</w:t>
+        <w:t>RAG Assistant (Groq) é a segunda página do bônus multimodelo: utiliza a mesma consulta e a mesma recuperação de documentos (embeddings Gemini) da opção principal, mas a geração da resposta é feita pelo Groq (modelo openai/gpt-oss-120b) em vez do Gemini. O rodapé confirma o provedor usado e o limiar de abstenção.</w:t>
       </w:r>
     </w:p>
     <w:tbl>
@@ -6905,7 +6904,7 @@
                 <w:color w:val="000000"/>
                 <w:sz w:val="20"/>
               </w:rPr>
-              <w:t>Identificam a segunda página. Não comprovam uma troca de modelo.</w:t>
+              <w:t>Identificam a segunda página, agora rotulada RAG Assistant (Groq).</w:t>
             </w:r>
           </w:p>
         </w:tc>
@@ -7189,7 +7188,7 @@
                 <w:color w:val="000000"/>
                 <w:sz w:val="20"/>
               </w:rPr>
-              <w:t>Explica que a opção é provisória e compartilha o backend atual.</w:t>
+              <w:t>Confirma que a resposta foi gerada pelo Groq e repete as regras de abstenção (limiar 0.58).</w:t>
             </w:r>
           </w:p>
         </w:tc>
@@ -7217,7 +7216,7 @@
           <w:b w:val="0"/>
           <w:sz w:val="22"/>
         </w:rPr>
-        <w:t>Trocar para essa opção não é uma solução para a cota esgotada do Gemini. A indisponibilidade do mesmo provedor pode afetar ambas as páginas. Use a opção principal como referência de operação até que um provedor alternativo seja efetivamente configurado.</w:t>
+        <w:t>Trocar para essa opção agora usa um provedor de LLM diferente (Groq) para gerar a resposta, o que pode contornar uma cota do Gemini esgotada especificamente na geração. A recuperação de documentos (embeddings) continua no Gemini nas duas páginas, então uma indisponibilidade do Gemini nessa etapa ainda afeta ambas.</w:t>
       </w:r>
     </w:p>
     <w:p>
